--- a/public/gallery/examples/account-executive/fr/resume.docx
+++ b/public/gallery/examples/account-executive/fr/resume.docx
@@ -66,7 +66,7 @@
         </w:rPr>
         <w:t xml:space="preserve">📧 </w:t>
       </w:r>
-      <w:hyperlink w:history="1" r:id="rIdmg9zcus4uizi3m0tu0goo">
+      <w:hyperlink w:history="1" r:id="rIdpeqsx-tcu21zsz-hm0xrg">
         <w:r>
           <w:rPr>
             <w:sz w:val="18"/>
@@ -89,7 +89,7 @@
         </w:rPr>
         <w:t xml:space="preserve">🔗 </w:t>
       </w:r>
-      <w:hyperlink w:history="1" r:id="rIdd3hjar1pc50_aisoz3k58">
+      <w:hyperlink w:history="1" r:id="rIdmting5g7chz8bijqbnrif">
         <w:r>
           <w:rPr>
             <w:sz w:val="18"/>
@@ -124,7 +124,7 @@
         <w:spacing w:after="200" w:line="276"/>
         <w:jc w:val="center"/>
       </w:pPr>
-      <w:hyperlink w:history="1" r:id="rIdx2qcnp0i1s27wq8n09wxd">
+      <w:hyperlink w:history="1" r:id="rIdutly4mvlk_z52reqcn8_t">
         <w:r>
           <w:rPr>
             <w:sz w:val="18"/>
@@ -140,7 +140,7 @@
         </w:rPr>
         <w:t xml:space="preserve"> • </w:t>
       </w:r>
-      <w:hyperlink w:history="1" r:id="rIdooweribstjdouu8g_vlpp">
+      <w:hyperlink w:history="1" r:id="rIds6ukv9q1pl2oqdd4ovfgb">
         <w:r>
           <w:rPr>
             <w:sz w:val="18"/>
@@ -306,7 +306,7 @@
         </w:rPr>
         <w:t xml:space="preserve">	</w:t>
       </w:r>
-      <w:hyperlink w:history="1" r:id="rIdgs5exr4p8pqoyddgjsasb">
+      <w:hyperlink w:history="1" r:id="rIdhu3ajr5uptixwdnaf_481">
         <w:r>
           <w:rPr>
             <w:sz w:val="18"/>
@@ -450,7 +450,7 @@
         </w:rPr>
         <w:t xml:space="preserve">	</w:t>
       </w:r>
-      <w:hyperlink w:history="1" r:id="rId5fwoel_lvehrzgnio-wb4">
+      <w:hyperlink w:history="1" r:id="rIdkkpcxdo_cwmhy6plizfah">
         <w:r>
           <w:rPr>
             <w:sz w:val="18"/>
@@ -613,7 +613,7 @@
         </w:rPr>
         <w:t xml:space="preserve">	</w:t>
       </w:r>
-      <w:hyperlink w:history="1" r:id="rIdrhdkyjfsiln-jsymnsx0u">
+      <w:hyperlink w:history="1" r:id="rIdnupuhpxoj3g22eqtohrz8">
         <w:r>
           <w:rPr>
             <w:sz w:val="18"/>
@@ -795,7 +795,7 @@
         </w:rPr>
         <w:t xml:space="preserve">	</w:t>
       </w:r>
-      <w:hyperlink w:history="1" r:id="rIdbef3ca3j85chotjedsc57">
+      <w:hyperlink w:history="1" r:id="rId-jwkdw9scwlv98xw6_g8x">
         <w:r>
           <w:rPr>
             <w:sz w:val="18"/>
@@ -958,7 +958,7 @@
         </w:rPr>
         <w:t xml:space="preserve">	</w:t>
       </w:r>
-      <w:hyperlink w:history="1" r:id="rId7ssnmc0mgn7kaq4nwe340">
+      <w:hyperlink w:history="1" r:id="rId0sbwrmmex9wvraxakwc_b">
         <w:r>
           <w:rPr>
             <w:sz w:val="18"/>
@@ -1499,7 +1499,7 @@
         </w:rPr>
         <w:t xml:space="preserve">	</w:t>
       </w:r>
-      <w:hyperlink w:history="1" r:id="rIdrfgwgyn190kckkqpd-kze">
+      <w:hyperlink w:history="1" r:id="rId7lhu0cwyzhlt6hz--zipm">
         <w:r>
           <w:rPr>
             <w:sz w:val="18"/>
@@ -1565,7 +1565,7 @@
         </w:rPr>
         <w:t xml:space="preserve">	</w:t>
       </w:r>
-      <w:hyperlink w:history="1" r:id="rIdiyybvttzv1mfqjyvndqyq">
+      <w:hyperlink w:history="1" r:id="rIdhmjoik1dcw0y5qaubxcpq">
         <w:r>
           <w:rPr>
             <w:sz w:val="18"/>
@@ -1650,7 +1650,7 @@
         </w:rPr>
         <w:t xml:space="preserve">	</w:t>
       </w:r>
-      <w:hyperlink w:history="1" r:id="rId9yva-1izah8qy0hdns6rs">
+      <w:hyperlink w:history="1" r:id="rIdtuku1vay8hp4g0ffafz3c">
         <w:r>
           <w:rPr>
             <w:sz w:val="18"/>
@@ -2065,7 +2065,7 @@
         </w:rPr>
         <w:t xml:space="preserve">	</w:t>
       </w:r>
-      <w:hyperlink w:history="1" r:id="rIdfaqam4snqdvt459n3yaj5">
+      <w:hyperlink w:history="1" r:id="rId3sl4yb3tzejx9kaq-jrd5">
         <w:r>
           <w:rPr>
             <w:sz w:val="18"/>
